--- a/backend-exhibits/Google MyDrive to Box Advanced Plan - Advanced Not Include.docx
+++ b/backend-exhibits/Google MyDrive to Box Advanced Plan - Advanced Not Include.docx
@@ -16,6 +16,7 @@
         <w:tblCellMar>
           <w:top w:w="95" w:type="dxa"/>
           <w:left w:w="63" w:type="dxa"/>
+          <w:bottom w:w="0" w:type="dxa"/>
           <w:right w:w="83" w:type="dxa"/>
         </w:tblCellMar>
         <w:tblLook w:val="04A0" w:firstRow="1" w:lastRow="0" w:firstColumn="1" w:lastColumn="0" w:noHBand="0" w:noVBand="1"/>
@@ -42,19 +43,15 @@
           </w:tcPr>
           <w:p>
             <w:pPr>
+              <w:spacing w:after="0"/>
               <w:ind w:left="21"/>
               <w:jc w:val="center"/>
-              <w:rPr>
-                <w:sz w:val="21"/>
-                <w:szCs w:val="21"/>
-              </w:rPr>
             </w:pPr>
             <w:r>
               <w:rPr>
                 <w:rFonts w:ascii="Arial" w:eastAsia="Arial" w:hAnsi="Arial" w:cs="Arial"/>
                 <w:b/>
                 <w:sz w:val="21"/>
-                <w:szCs w:val="21"/>
               </w:rPr>
               <w:t>NOT INCLUDED IN GOOGLE MYDRIVE TO BOX MIGRATION FEATURES</w:t>
             </w:r>
@@ -77,18 +74,14 @@
           </w:tcPr>
           <w:p>
             <w:pPr>
+              <w:spacing w:after="0"/>
               <w:ind w:left="3"/>
-              <w:rPr>
-                <w:sz w:val="21"/>
-                <w:szCs w:val="21"/>
-              </w:rPr>
             </w:pPr>
             <w:r>
               <w:rPr>
                 <w:rFonts w:ascii="Arial" w:eastAsia="Arial" w:hAnsi="Arial" w:cs="Arial"/>
                 <w:b/>
                 <w:sz w:val="21"/>
-                <w:szCs w:val="21"/>
               </w:rPr>
               <w:t>Folder Display</w:t>
             </w:r>
@@ -106,16 +99,12 @@
           </w:tcPr>
           <w:p>
             <w:pPr>
-              <w:rPr>
-                <w:sz w:val="21"/>
-                <w:szCs w:val="21"/>
-              </w:rPr>
-            </w:pPr>
-            <w:r>
-              <w:rPr>
-                <w:rFonts w:ascii="Arial" w:eastAsia="Arial" w:hAnsi="Arial" w:cs="Arial"/>
-                <w:sz w:val="21"/>
-                <w:szCs w:val="21"/>
+              <w:spacing w:after="0"/>
+            </w:pPr>
+            <w:r>
+              <w:rPr>
+                <w:rFonts w:ascii="Arial" w:eastAsia="Arial" w:hAnsi="Arial" w:cs="Arial"/>
+                <w:sz w:val="19"/>
               </w:rPr>
               <w:t xml:space="preserve">An option to map source and destination users through a visual selection of folders in the </w:t>
             </w:r>
@@ -123,8 +112,7 @@
             <w:r>
               <w:rPr>
                 <w:rFonts w:ascii="Arial" w:eastAsia="Arial" w:hAnsi="Arial" w:cs="Arial"/>
-                <w:sz w:val="21"/>
-                <w:szCs w:val="21"/>
+                <w:sz w:val="19"/>
               </w:rPr>
               <w:t>CloudFuze</w:t>
             </w:r>
@@ -132,8 +120,7 @@
             <w:r>
               <w:rPr>
                 <w:rFonts w:ascii="Arial" w:eastAsia="Arial" w:hAnsi="Arial" w:cs="Arial"/>
-                <w:sz w:val="21"/>
-                <w:szCs w:val="21"/>
+                <w:sz w:val="19"/>
               </w:rPr>
               <w:t xml:space="preserve"> webapp.</w:t>
             </w:r>
@@ -156,18 +143,14 @@
           </w:tcPr>
           <w:p>
             <w:pPr>
+              <w:spacing w:after="0"/>
               <w:ind w:left="3"/>
-              <w:rPr>
-                <w:sz w:val="21"/>
-                <w:szCs w:val="21"/>
-              </w:rPr>
             </w:pPr>
             <w:r>
               <w:rPr>
                 <w:rFonts w:ascii="Arial" w:eastAsia="Arial" w:hAnsi="Arial" w:cs="Arial"/>
                 <w:b/>
                 <w:sz w:val="21"/>
-                <w:szCs w:val="21"/>
               </w:rPr>
               <w:t>Selective Versions</w:t>
             </w:r>
@@ -186,16 +169,12 @@
           </w:tcPr>
           <w:p>
             <w:pPr>
-              <w:rPr>
-                <w:sz w:val="21"/>
-                <w:szCs w:val="21"/>
-              </w:rPr>
-            </w:pPr>
-            <w:r>
-              <w:rPr>
-                <w:rFonts w:ascii="Arial" w:eastAsia="Arial" w:hAnsi="Arial" w:cs="Arial"/>
-                <w:sz w:val="21"/>
-                <w:szCs w:val="21"/>
+              <w:spacing w:after="0"/>
+            </w:pPr>
+            <w:r>
+              <w:rPr>
+                <w:rFonts w:ascii="Arial" w:eastAsia="Arial" w:hAnsi="Arial" w:cs="Arial"/>
+                <w:sz w:val="19"/>
               </w:rPr>
               <w:t>Migration of selective versions of files from source to destination. If we opt for five, the last five versions will get migrates to the destination.</w:t>
             </w:r>
@@ -218,18 +197,14 @@
           </w:tcPr>
           <w:p>
             <w:pPr>
+              <w:spacing w:after="0"/>
               <w:ind w:left="3"/>
-              <w:rPr>
-                <w:sz w:val="21"/>
-                <w:szCs w:val="21"/>
-              </w:rPr>
             </w:pPr>
             <w:r>
               <w:rPr>
                 <w:rFonts w:ascii="Arial" w:eastAsia="Arial" w:hAnsi="Arial" w:cs="Arial"/>
                 <w:b/>
-                <w:sz w:val="21"/>
-                <w:szCs w:val="21"/>
+                <w:sz w:val="19"/>
               </w:rPr>
               <w:t>Shared Links</w:t>
             </w:r>
@@ -247,17 +222,13 @@
           </w:tcPr>
           <w:p>
             <w:pPr>
-              <w:rPr>
-                <w:sz w:val="21"/>
-                <w:szCs w:val="21"/>
-              </w:rPr>
+              <w:spacing w:after="0"/>
             </w:pPr>
             <w:proofErr w:type="spellStart"/>
             <w:r>
               <w:rPr>
                 <w:rFonts w:ascii="Arial" w:eastAsia="Arial" w:hAnsi="Arial" w:cs="Arial"/>
-                <w:sz w:val="21"/>
-                <w:szCs w:val="21"/>
+                <w:sz w:val="19"/>
               </w:rPr>
               <w:t>CloudFuze</w:t>
             </w:r>
@@ -265,8 +236,7 @@
             <w:r>
               <w:rPr>
                 <w:rFonts w:ascii="Arial" w:eastAsia="Arial" w:hAnsi="Arial" w:cs="Arial"/>
-                <w:sz w:val="21"/>
-                <w:szCs w:val="21"/>
+                <w:sz w:val="19"/>
               </w:rPr>
               <w:t xml:space="preserve"> migrates all shared links from source to destination and maintains the type of links.</w:t>
             </w:r>
@@ -289,18 +259,14 @@
           </w:tcPr>
           <w:p>
             <w:pPr>
+              <w:spacing w:after="0"/>
               <w:ind w:left="3"/>
-              <w:rPr>
-                <w:sz w:val="21"/>
-                <w:szCs w:val="21"/>
-              </w:rPr>
             </w:pPr>
             <w:r>
               <w:rPr>
                 <w:rFonts w:ascii="Arial" w:eastAsia="Arial" w:hAnsi="Arial" w:cs="Arial"/>
                 <w:b/>
                 <w:sz w:val="21"/>
-                <w:szCs w:val="21"/>
               </w:rPr>
               <w:t>In- Line Comment</w:t>
             </w:r>
@@ -319,16 +285,12 @@
           </w:tcPr>
           <w:p>
             <w:pPr>
-              <w:rPr>
-                <w:sz w:val="21"/>
-                <w:szCs w:val="21"/>
-              </w:rPr>
-            </w:pPr>
-            <w:r>
-              <w:rPr>
-                <w:rFonts w:ascii="Arial" w:eastAsia="Arial" w:hAnsi="Arial" w:cs="Arial"/>
-                <w:sz w:val="21"/>
-                <w:szCs w:val="21"/>
+              <w:spacing w:after="0"/>
+            </w:pPr>
+            <w:r>
+              <w:rPr>
+                <w:rFonts w:ascii="Arial" w:eastAsia="Arial" w:hAnsi="Arial" w:cs="Arial"/>
+                <w:sz w:val="19"/>
               </w:rPr>
               <w:t>Inline file comments of the box will be migrated to the destination cloud. All the file comments will preserve in the CSV formatted file in the destination.</w:t>
             </w:r>
@@ -351,18 +313,14 @@
           </w:tcPr>
           <w:p>
             <w:pPr>
+              <w:spacing w:after="0"/>
               <w:ind w:left="3"/>
-              <w:rPr>
-                <w:sz w:val="21"/>
-                <w:szCs w:val="21"/>
-              </w:rPr>
             </w:pPr>
             <w:r>
               <w:rPr>
                 <w:rFonts w:ascii="Arial" w:eastAsia="Arial" w:hAnsi="Arial" w:cs="Arial"/>
                 <w:b/>
                 <w:sz w:val="21"/>
-                <w:szCs w:val="21"/>
               </w:rPr>
               <w:t>Long Folder Path</w:t>
             </w:r>
@@ -380,16 +338,12 @@
           </w:tcPr>
           <w:p>
             <w:pPr>
-              <w:rPr>
-                <w:sz w:val="21"/>
-                <w:szCs w:val="21"/>
-              </w:rPr>
-            </w:pPr>
-            <w:r>
-              <w:rPr>
-                <w:rFonts w:ascii="Arial" w:eastAsia="Arial" w:hAnsi="Arial" w:cs="Arial"/>
-                <w:sz w:val="21"/>
-                <w:szCs w:val="21"/>
+              <w:spacing w:after="0"/>
+            </w:pPr>
+            <w:r>
+              <w:rPr>
+                <w:rFonts w:ascii="Arial" w:eastAsia="Arial" w:hAnsi="Arial" w:cs="Arial"/>
+                <w:sz w:val="19"/>
               </w:rPr>
               <w:t>If the destination cloud has a long folder path limitation, the system automatically adjusts the destination's path as per the limitation.</w:t>
             </w:r>
@@ -412,18 +366,14 @@
           </w:tcPr>
           <w:p>
             <w:pPr>
+              <w:spacing w:after="0"/>
               <w:ind w:left="3"/>
-              <w:rPr>
-                <w:sz w:val="21"/>
-                <w:szCs w:val="21"/>
-              </w:rPr>
             </w:pPr>
             <w:r>
               <w:rPr>
                 <w:rFonts w:ascii="Arial" w:eastAsia="Arial" w:hAnsi="Arial" w:cs="Arial"/>
                 <w:b/>
                 <w:sz w:val="21"/>
-                <w:szCs w:val="21"/>
               </w:rPr>
               <w:t>Embedded Links</w:t>
             </w:r>
@@ -441,16 +391,12 @@
           </w:tcPr>
           <w:p>
             <w:pPr>
-              <w:rPr>
-                <w:sz w:val="21"/>
-                <w:szCs w:val="21"/>
-              </w:rPr>
-            </w:pPr>
-            <w:r>
-              <w:rPr>
-                <w:rFonts w:ascii="Arial" w:eastAsia="Arial" w:hAnsi="Arial" w:cs="Arial"/>
-                <w:sz w:val="21"/>
-                <w:szCs w:val="21"/>
+              <w:spacing w:after="0"/>
+            </w:pPr>
+            <w:r>
+              <w:rPr>
+                <w:rFonts w:ascii="Arial" w:eastAsia="Arial" w:hAnsi="Arial" w:cs="Arial"/>
+                <w:sz w:val="19"/>
               </w:rPr>
               <w:t>The system retains the addresses of links present within a file, which point to other files in the cloud. These links' addresses will be transformed into appropriate destination formats during Migration.</w:t>
             </w:r>
@@ -473,18 +419,14 @@
           </w:tcPr>
           <w:p>
             <w:pPr>
+              <w:spacing w:after="0"/>
               <w:ind w:left="3"/>
-              <w:rPr>
-                <w:sz w:val="21"/>
-                <w:szCs w:val="21"/>
-              </w:rPr>
             </w:pPr>
             <w:r>
               <w:rPr>
                 <w:rFonts w:ascii="Arial" w:eastAsia="Arial" w:hAnsi="Arial" w:cs="Arial"/>
                 <w:b/>
                 <w:sz w:val="21"/>
-                <w:szCs w:val="21"/>
               </w:rPr>
               <w:t>Suppressing Email Notification</w:t>
             </w:r>
@@ -502,16 +444,12 @@
           </w:tcPr>
           <w:p>
             <w:pPr>
-              <w:rPr>
-                <w:sz w:val="21"/>
-                <w:szCs w:val="21"/>
-              </w:rPr>
-            </w:pPr>
-            <w:r>
-              <w:rPr>
-                <w:rFonts w:ascii="Arial" w:eastAsia="Arial" w:hAnsi="Arial" w:cs="Arial"/>
-                <w:sz w:val="21"/>
-                <w:szCs w:val="21"/>
+              <w:spacing w:after="0"/>
+            </w:pPr>
+            <w:r>
+              <w:rPr>
+                <w:rFonts w:ascii="Arial" w:eastAsia="Arial" w:hAnsi="Arial" w:cs="Arial"/>
+                <w:sz w:val="19"/>
               </w:rPr>
               <w:t>The system will automatically prevent the generation of email notifications for collaborations on folders/files originating from the destination cloud.</w:t>
             </w:r>

--- a/backend-exhibits/Google MyDrive to Box Advanced Plan - Advanced Not Include.docx
+++ b/backend-exhibits/Google MyDrive to Box Advanced Plan - Advanced Not Include.docx
@@ -49,7 +49,7 @@
             </w:pPr>
             <w:r>
               <w:rPr>
-                <w:rFonts w:ascii="Arial" w:eastAsia="Arial" w:hAnsi="Arial" w:cs="Arial"/>
+                <w:rFonts w:ascii="Arial" w:hAnsi="Arial" w:cs="Arial" w:eastAsia="Arial"/>
                 <w:b/>
                 <w:sz w:val="21"/>
               </w:rPr>
@@ -79,7 +79,7 @@
             </w:pPr>
             <w:r>
               <w:rPr>
-                <w:rFonts w:ascii="Arial" w:eastAsia="Arial" w:hAnsi="Arial" w:cs="Arial"/>
+                <w:rFonts w:ascii="Arial" w:hAnsi="Arial" w:cs="Arial" w:eastAsia="Arial"/>
                 <w:b/>
                 <w:sz w:val="21"/>
               </w:rPr>
@@ -103,24 +103,24 @@
             </w:pPr>
             <w:r>
               <w:rPr>
-                <w:rFonts w:ascii="Arial" w:eastAsia="Arial" w:hAnsi="Arial" w:cs="Arial"/>
-                <w:sz w:val="19"/>
+                <w:rFonts w:ascii="Arial" w:hAnsi="Arial" w:cs="Arial" w:eastAsia="Arial"/>
+                <w:sz w:val="21"/>
               </w:rPr>
               <w:t xml:space="preserve">An option to map source and destination users through a visual selection of folders in the </w:t>
             </w:r>
             <w:proofErr w:type="spellStart"/>
             <w:r>
               <w:rPr>
-                <w:rFonts w:ascii="Arial" w:eastAsia="Arial" w:hAnsi="Arial" w:cs="Arial"/>
-                <w:sz w:val="19"/>
+                <w:rFonts w:ascii="Arial" w:hAnsi="Arial" w:cs="Arial" w:eastAsia="Arial"/>
+                <w:sz w:val="21"/>
               </w:rPr>
               <w:t>CloudFuze</w:t>
             </w:r>
             <w:proofErr w:type="spellEnd"/>
             <w:r>
               <w:rPr>
-                <w:rFonts w:ascii="Arial" w:eastAsia="Arial" w:hAnsi="Arial" w:cs="Arial"/>
-                <w:sz w:val="19"/>
+                <w:rFonts w:ascii="Arial" w:hAnsi="Arial" w:cs="Arial" w:eastAsia="Arial"/>
+                <w:sz w:val="21"/>
               </w:rPr>
               <w:t xml:space="preserve"> webapp.</w:t>
             </w:r>
@@ -148,7 +148,7 @@
             </w:pPr>
             <w:r>
               <w:rPr>
-                <w:rFonts w:ascii="Arial" w:eastAsia="Arial" w:hAnsi="Arial" w:cs="Arial"/>
+                <w:rFonts w:ascii="Arial" w:hAnsi="Arial" w:cs="Arial" w:eastAsia="Arial"/>
                 <w:b/>
                 <w:sz w:val="21"/>
               </w:rPr>
@@ -173,8 +173,8 @@
             </w:pPr>
             <w:r>
               <w:rPr>
-                <w:rFonts w:ascii="Arial" w:eastAsia="Arial" w:hAnsi="Arial" w:cs="Arial"/>
-                <w:sz w:val="19"/>
+                <w:rFonts w:ascii="Arial" w:hAnsi="Arial" w:cs="Arial" w:eastAsia="Arial"/>
+                <w:sz w:val="21"/>
               </w:rPr>
               <w:t>Migration of selective versions of files from source to destination. If we opt for five, the last five versions will get migrates to the destination.</w:t>
             </w:r>
@@ -202,9 +202,9 @@
             </w:pPr>
             <w:r>
               <w:rPr>
-                <w:rFonts w:ascii="Arial" w:eastAsia="Arial" w:hAnsi="Arial" w:cs="Arial"/>
+                <w:rFonts w:ascii="Arial" w:hAnsi="Arial" w:cs="Arial" w:eastAsia="Arial"/>
                 <w:b/>
-                <w:sz w:val="19"/>
+                <w:sz w:val="21"/>
               </w:rPr>
               <w:t>Shared Links</w:t>
             </w:r>
@@ -227,16 +227,16 @@
             <w:proofErr w:type="spellStart"/>
             <w:r>
               <w:rPr>
-                <w:rFonts w:ascii="Arial" w:eastAsia="Arial" w:hAnsi="Arial" w:cs="Arial"/>
-                <w:sz w:val="19"/>
+                <w:rFonts w:ascii="Arial" w:hAnsi="Arial" w:cs="Arial" w:eastAsia="Arial"/>
+                <w:sz w:val="21"/>
               </w:rPr>
               <w:t>CloudFuze</w:t>
             </w:r>
             <w:proofErr w:type="spellEnd"/>
             <w:r>
               <w:rPr>
-                <w:rFonts w:ascii="Arial" w:eastAsia="Arial" w:hAnsi="Arial" w:cs="Arial"/>
-                <w:sz w:val="19"/>
+                <w:rFonts w:ascii="Arial" w:hAnsi="Arial" w:cs="Arial" w:eastAsia="Arial"/>
+                <w:sz w:val="21"/>
               </w:rPr>
               <w:t xml:space="preserve"> migrates all shared links from source to destination and maintains the type of links.</w:t>
             </w:r>
@@ -264,7 +264,7 @@
             </w:pPr>
             <w:r>
               <w:rPr>
-                <w:rFonts w:ascii="Arial" w:eastAsia="Arial" w:hAnsi="Arial" w:cs="Arial"/>
+                <w:rFonts w:ascii="Arial" w:hAnsi="Arial" w:cs="Arial" w:eastAsia="Arial"/>
                 <w:b/>
                 <w:sz w:val="21"/>
               </w:rPr>
@@ -289,8 +289,8 @@
             </w:pPr>
             <w:r>
               <w:rPr>
-                <w:rFonts w:ascii="Arial" w:eastAsia="Arial" w:hAnsi="Arial" w:cs="Arial"/>
-                <w:sz w:val="19"/>
+                <w:rFonts w:ascii="Arial" w:hAnsi="Arial" w:cs="Arial" w:eastAsia="Arial"/>
+                <w:sz w:val="21"/>
               </w:rPr>
               <w:t>Inline file comments of the box will be migrated to the destination cloud. All the file comments will preserve in the CSV formatted file in the destination.</w:t>
             </w:r>
@@ -318,7 +318,7 @@
             </w:pPr>
             <w:r>
               <w:rPr>
-                <w:rFonts w:ascii="Arial" w:eastAsia="Arial" w:hAnsi="Arial" w:cs="Arial"/>
+                <w:rFonts w:ascii="Arial" w:hAnsi="Arial" w:cs="Arial" w:eastAsia="Arial"/>
                 <w:b/>
                 <w:sz w:val="21"/>
               </w:rPr>
@@ -342,8 +342,8 @@
             </w:pPr>
             <w:r>
               <w:rPr>
-                <w:rFonts w:ascii="Arial" w:eastAsia="Arial" w:hAnsi="Arial" w:cs="Arial"/>
-                <w:sz w:val="19"/>
+                <w:rFonts w:ascii="Arial" w:hAnsi="Arial" w:cs="Arial" w:eastAsia="Arial"/>
+                <w:sz w:val="21"/>
               </w:rPr>
               <w:t>If the destination cloud has a long folder path limitation, the system automatically adjusts the destination's path as per the limitation.</w:t>
             </w:r>
@@ -371,7 +371,7 @@
             </w:pPr>
             <w:r>
               <w:rPr>
-                <w:rFonts w:ascii="Arial" w:eastAsia="Arial" w:hAnsi="Arial" w:cs="Arial"/>
+                <w:rFonts w:ascii="Arial" w:hAnsi="Arial" w:cs="Arial" w:eastAsia="Arial"/>
                 <w:b/>
                 <w:sz w:val="21"/>
               </w:rPr>
@@ -395,8 +395,8 @@
             </w:pPr>
             <w:r>
               <w:rPr>
-                <w:rFonts w:ascii="Arial" w:eastAsia="Arial" w:hAnsi="Arial" w:cs="Arial"/>
-                <w:sz w:val="19"/>
+                <w:rFonts w:ascii="Arial" w:hAnsi="Arial" w:cs="Arial" w:eastAsia="Arial"/>
+                <w:sz w:val="21"/>
               </w:rPr>
               <w:t>The system retains the addresses of links present within a file, which point to other files in the cloud. These links' addresses will be transformed into appropriate destination formats during Migration.</w:t>
             </w:r>
@@ -424,7 +424,7 @@
             </w:pPr>
             <w:r>
               <w:rPr>
-                <w:rFonts w:ascii="Arial" w:eastAsia="Arial" w:hAnsi="Arial" w:cs="Arial"/>
+                <w:rFonts w:ascii="Arial" w:hAnsi="Arial" w:cs="Arial" w:eastAsia="Arial"/>
                 <w:b/>
                 <w:sz w:val="21"/>
               </w:rPr>
@@ -448,8 +448,8 @@
             </w:pPr>
             <w:r>
               <w:rPr>
-                <w:rFonts w:ascii="Arial" w:eastAsia="Arial" w:hAnsi="Arial" w:cs="Arial"/>
-                <w:sz w:val="19"/>
+                <w:rFonts w:ascii="Arial" w:hAnsi="Arial" w:cs="Arial" w:eastAsia="Arial"/>
+                <w:sz w:val="21"/>
               </w:rPr>
               <w:t>The system will automatically prevent the generation of email notifications for collaborations on folders/files originating from the destination cloud.</w:t>
             </w:r>
@@ -472,10 +472,10 @@
   <w:docDefaults>
     <w:rPrDefault>
       <w:rPr>
-        <w:rFonts w:asciiTheme="minorHAnsi" w:eastAsiaTheme="minorEastAsia" w:hAnsiTheme="minorHAnsi" w:cstheme="minorBidi"/>
+        <w:rFonts w:ascii="Arial" w:hAnsi="Arial" w:cs="Arial" w:eastAsia="Arial"/>
         <w:kern w:val="2"/>
-        <w:sz w:val="24"/>
-        <w:szCs w:val="24"/>
+        <w:sz w:val="21"/>
+        <w:szCs w:val="21"/>
         <w:lang w:val="en-IN" w:eastAsia="en-IN" w:bidi="ar-SA"/>
         <w14:ligatures w14:val="standardContextual"/>
       </w:rPr>
@@ -871,9 +871,9 @@
       <w:spacing w:line="259" w:lineRule="auto"/>
     </w:pPr>
     <w:rPr>
-      <w:rFonts w:ascii="Calibri" w:eastAsia="Calibri" w:hAnsi="Calibri" w:cs="Calibri"/>
+      <w:rFonts w:ascii="Arial" w:hAnsi="Arial" w:cs="Arial" w:eastAsia="Arial"/>
       <w:color w:val="000000"/>
-      <w:sz w:val="22"/>
+      <w:sz w:val="21"/>
     </w:rPr>
   </w:style>
   <w:style w:type="character" w:default="1" w:styleId="DefaultParagraphFont">
